--- a/Currículo EN.docx
+++ b/Currículo EN.docx
@@ -56,7 +56,7 @@
           <w:highlight w:val="white"/>
         </w:rPr>
       </w:pPr>
-      <w:bookmarkStart w:colFirst="0" w:colLast="0" w:name="_4rv4r2p6adp1" w:id="0"/>
+      <w:bookmarkStart w:colFirst="0" w:colLast="0" w:name="_607mg02x7841" w:id="0"/>
       <w:bookmarkEnd w:id="0"/>
       <w:r>
         <w:rPr>
@@ -356,7 +356,7 @@
           <w:numId w:val="1"/>
         </w:numPr>
         <w:spacing w:after="0" w:line="240" w:lineRule="auto"/>
-        <w:ind w:hanging="360"/>
+        <w:ind w:left="0" w:hanging="360"/>
         <w:jc w:val="both"/>
         <w:rPr>
           <w:rFonts w:ascii="Verdana" w:cs="Verdana" w:eastAsia="Verdana" w:hAnsi="Verdana"/>
@@ -370,7 +370,7 @@
           <w:highlight w:val="white"/>
           <w:rtl w:val="0"/>
         </w:rPr>
-        <w:t xml:space="preserve">B.S. in Software Engineering – Uni Guairacá University – Finished (2021 - 2025)</w:t>
+        <w:t xml:space="preserve">B.S. in Software Engineering – Uni Guairacá University – Finished (2022 - 2025)</w:t>
       </w:r>
       <w:r>
         <w:rPr>
@@ -385,7 +385,7 @@
           <w:numId w:val="1"/>
         </w:numPr>
         <w:spacing w:after="0" w:line="240" w:lineRule="auto"/>
-        <w:ind w:hanging="360"/>
+        <w:ind w:left="0" w:hanging="360"/>
         <w:jc w:val="both"/>
         <w:rPr>
           <w:rFonts w:ascii="Verdana" w:cs="Verdana" w:eastAsia="Verdana" w:hAnsi="Verdana"/>
@@ -414,7 +414,7 @@
           <w:numId w:val="1"/>
         </w:numPr>
         <w:spacing w:after="0" w:line="240" w:lineRule="auto"/>
-        <w:ind w:hanging="360"/>
+        <w:ind w:left="0" w:hanging="360"/>
         <w:jc w:val="both"/>
         <w:rPr>
           <w:rFonts w:ascii="Verdana" w:cs="Verdana" w:eastAsia="Verdana" w:hAnsi="Verdana"/>
@@ -430,6 +430,11 @@
         </w:rPr>
         <w:t xml:space="preserve">Unreal Engine 5.6 Course – GameDev.tv – Ongoing</w:t>
       </w:r>
+      <w:r>
+        <w:rPr>
+          <w:rtl w:val="0"/>
+        </w:rPr>
+      </w:r>
     </w:p>
     <w:p>
       <w:pPr>
@@ -438,7 +443,7 @@
           <w:numId w:val="1"/>
         </w:numPr>
         <w:spacing w:after="0" w:line="240" w:lineRule="auto"/>
-        <w:ind w:hanging="360"/>
+        <w:ind w:left="0" w:hanging="360"/>
         <w:jc w:val="both"/>
         <w:rPr>
           <w:rFonts w:ascii="Quattrocento Sans" w:cs="Quattrocento Sans" w:eastAsia="Quattrocento Sans" w:hAnsi="Quattrocento Sans"/>
@@ -889,6 +894,11 @@
         </w:rPr>
         <w:t xml:space="preserve"> – Intermediate (Studying for myself)</w:t>
       </w:r>
+      <w:r>
+        <w:rPr>
+          <w:rtl w:val="0"/>
+        </w:rPr>
+      </w:r>
     </w:p>
     <w:p>
       <w:pPr>
@@ -923,6 +933,11 @@
         </w:rPr>
         <w:t xml:space="preserve">– Intermediate (Studying for myself)</w:t>
       </w:r>
+      <w:r>
+        <w:rPr>
+          <w:rtl w:val="0"/>
+        </w:rPr>
+      </w:r>
     </w:p>
     <w:p>
       <w:pPr>
@@ -956,6 +971,11 @@
           <w:rtl w:val="0"/>
         </w:rPr>
         <w:t xml:space="preserve">– Basic (Studying for myself)</w:t>
+      </w:r>
+      <w:r>
+        <w:rPr>
+          <w:rtl w:val="0"/>
+        </w:rPr>
       </w:r>
     </w:p>
     <w:p>
@@ -1252,6 +1272,11 @@
         </w:rPr>
         <w:t xml:space="preserve">(GameDev.tv)</w:t>
       </w:r>
+      <w:r>
+        <w:rPr>
+          <w:rtl w:val="0"/>
+        </w:rPr>
+      </w:r>
     </w:p>
     <w:p>
       <w:pPr>
@@ -1262,7 +1287,6 @@
         <w:spacing w:after="0" w:line="240" w:lineRule="auto"/>
         <w:ind w:left="720" w:hanging="360"/>
         <w:rPr>
-          <w:rFonts w:ascii="Verdana" w:cs="Verdana" w:eastAsia="Verdana" w:hAnsi="Verdana"/>
           <w:i w:val="1"/>
           <w:iCs w:val="1"/>
           <w:color w:val="242424"/>
@@ -1310,7 +1334,6 @@
         <w:spacing w:after="0" w:line="240" w:lineRule="auto"/>
         <w:ind w:left="720" w:hanging="360"/>
         <w:rPr>
-          <w:rFonts w:ascii="Verdana" w:cs="Verdana" w:eastAsia="Verdana" w:hAnsi="Verdana"/>
           <w:i w:val="1"/>
           <w:iCs w:val="1"/>
           <w:color w:val="242424"/>
@@ -1417,6 +1440,11 @@
         </w:rPr>
         <w:t xml:space="preserve">SECONDARY HIGHLIGHTS</w:t>
       </w:r>
+      <w:r>
+        <w:rPr>
+          <w:rtl w:val="0"/>
+        </w:rPr>
+      </w:r>
     </w:p>
     <w:p>
       <w:pPr>
@@ -2171,6 +2199,11 @@
         </w:rPr>
         <w:t xml:space="preserve">– Basic (Personal projects)</w:t>
       </w:r>
+      <w:r>
+        <w:rPr>
+          <w:rtl w:val="0"/>
+        </w:rPr>
+      </w:r>
     </w:p>
     <w:p>
       <w:pPr>
@@ -2204,6 +2237,11 @@
           <w:rtl w:val="0"/>
         </w:rPr>
         <w:t xml:space="preserve"> – (Book + Practical Experience)</w:t>
+      </w:r>
+      <w:r>
+        <w:rPr>
+          <w:rtl w:val="0"/>
+        </w:rPr>
       </w:r>
     </w:p>
     <w:p>

--- a/Currículo EN.docx
+++ b/Currículo EN.docx
@@ -56,7 +56,7 @@
           <w:highlight w:val="white"/>
         </w:rPr>
       </w:pPr>
-      <w:bookmarkStart w:colFirst="0" w:colLast="0" w:name="_607mg02x7841" w:id="0"/>
+      <w:bookmarkStart w:colFirst="0" w:colLast="0" w:name="_gzxwfsi5ksvm" w:id="0"/>
       <w:bookmarkEnd w:id="0"/>
       <w:r>
         <w:rPr>
@@ -922,84 +922,6 @@
           <w:highlight w:val="white"/>
           <w:rtl w:val="0"/>
         </w:rPr>
-        <w:t xml:space="preserve">Spring JPA </w:t>
-      </w:r>
-      <w:r>
-        <w:rPr>
-          <w:rFonts w:ascii="Verdana" w:cs="Verdana" w:eastAsia="Verdana" w:hAnsi="Verdana"/>
-          <w:color w:val="242424"/>
-          <w:highlight w:val="white"/>
-          <w:rtl w:val="0"/>
-        </w:rPr>
-        <w:t xml:space="preserve">– Intermediate (Studying for myself)</w:t>
-      </w:r>
-      <w:r>
-        <w:rPr>
-          <w:rtl w:val="0"/>
-        </w:rPr>
-      </w:r>
-    </w:p>
-    <w:p>
-      <w:pPr>
-        <w:numPr>
-          <w:ilvl w:val="0"/>
-          <w:numId w:val="2"/>
-        </w:numPr>
-        <w:spacing w:after="0" w:line="240" w:lineRule="auto"/>
-        <w:ind w:left="720" w:hanging="360"/>
-        <w:rPr>
-          <w:color w:val="242424"/>
-          <w:highlight w:val="white"/>
-        </w:rPr>
-      </w:pPr>
-      <w:r>
-        <w:rPr>
-          <w:rFonts w:ascii="Verdana" w:cs="Verdana" w:eastAsia="Verdana" w:hAnsi="Verdana"/>
-          <w:b w:val="1"/>
-          <w:bCs w:val="1"/>
-          <w:color w:val="242424"/>
-          <w:highlight w:val="white"/>
-          <w:rtl w:val="0"/>
-        </w:rPr>
-        <w:t xml:space="preserve">Spring Security &amp; JWT </w:t>
-      </w:r>
-      <w:r>
-        <w:rPr>
-          <w:rFonts w:ascii="Verdana" w:cs="Verdana" w:eastAsia="Verdana" w:hAnsi="Verdana"/>
-          <w:color w:val="242424"/>
-          <w:highlight w:val="white"/>
-          <w:rtl w:val="0"/>
-        </w:rPr>
-        <w:t xml:space="preserve">– Basic (Studying for myself)</w:t>
-      </w:r>
-      <w:r>
-        <w:rPr>
-          <w:rtl w:val="0"/>
-        </w:rPr>
-      </w:r>
-    </w:p>
-    <w:p>
-      <w:pPr>
-        <w:numPr>
-          <w:ilvl w:val="0"/>
-          <w:numId w:val="2"/>
-        </w:numPr>
-        <w:spacing w:after="0" w:line="240" w:lineRule="auto"/>
-        <w:ind w:left="720" w:hanging="360"/>
-        <w:rPr>
-          <w:color w:val="242424"/>
-          <w:highlight w:val="white"/>
-        </w:rPr>
-      </w:pPr>
-      <w:r>
-        <w:rPr>
-          <w:rFonts w:ascii="Verdana" w:cs="Verdana" w:eastAsia="Verdana" w:hAnsi="Verdana"/>
-          <w:b w:val="1"/>
-          <w:bCs w:val="1"/>
-          <w:color w:val="242424"/>
-          <w:highlight w:val="white"/>
-          <w:rtl w:val="0"/>
-        </w:rPr>
         <w:t xml:space="preserve">NextJS</w:t>
       </w:r>
       <w:r>
@@ -1122,11 +1044,6 @@
         </w:rPr>
         <w:t xml:space="preserve">(Cod3r + Personal projects)</w:t>
       </w:r>
-      <w:r>
-        <w:rPr>
-          <w:rtl w:val="0"/>
-        </w:rPr>
-      </w:r>
     </w:p>
     <w:p>
       <w:pPr>
@@ -1136,71 +1053,24 @@
         </w:numPr>
         <w:spacing w:after="0" w:line="240" w:lineRule="auto"/>
         <w:ind w:left="720" w:hanging="360"/>
-        <w:rPr>
-          <w:color w:val="242424"/>
-          <w:highlight w:val="white"/>
-        </w:rPr>
-      </w:pPr>
-      <w:r>
-        <w:rPr>
-          <w:rFonts w:ascii="Verdana" w:cs="Verdana" w:eastAsia="Verdana" w:hAnsi="Verdana"/>
-          <w:b w:val="1"/>
-          <w:bCs w:val="1"/>
-          <w:color w:val="242424"/>
-          <w:highlight w:val="white"/>
-          <w:rtl w:val="0"/>
-        </w:rPr>
-        <w:t xml:space="preserve">Tailwind CSS</w:t>
-      </w:r>
-      <w:r>
-        <w:rPr>
-          <w:rFonts w:ascii="Verdana" w:cs="Verdana" w:eastAsia="Verdana" w:hAnsi="Verdana"/>
-          <w:color w:val="242424"/>
-          <w:highlight w:val="white"/>
-          <w:rtl w:val="0"/>
-        </w:rPr>
-        <w:t xml:space="preserve"> – Intermediate </w:t>
-      </w:r>
-      <w:r>
         <w:rPr>
           <w:rFonts w:ascii="Verdana" w:cs="Verdana" w:eastAsia="Verdana" w:hAnsi="Verdana"/>
           <w:i w:val="1"/>
           <w:iCs w:val="1"/>
           <w:color w:val="242424"/>
           <w:highlight w:val="white"/>
-          <w:rtl w:val="0"/>
-        </w:rPr>
-        <w:t xml:space="preserve">(Cod3r + Personal projects)</w:t>
-      </w:r>
-      <w:r>
-        <w:rPr>
-          <w:rtl w:val="0"/>
-        </w:rPr>
-      </w:r>
-    </w:p>
-    <w:p>
-      <w:pPr>
-        <w:numPr>
-          <w:ilvl w:val="0"/>
-          <w:numId w:val="2"/>
-        </w:numPr>
-        <w:spacing w:after="0" w:line="240" w:lineRule="auto"/>
-        <w:ind w:left="720" w:hanging="360"/>
-        <w:rPr>
-          <w:color w:val="242424"/>
-          <w:highlight w:val="white"/>
-        </w:rPr>
-      </w:pPr>
-      <w:r>
-        <w:rPr>
-          <w:rFonts w:ascii="Verdana" w:cs="Verdana" w:eastAsia="Verdana" w:hAnsi="Verdana"/>
-          <w:b w:val="1"/>
-          <w:bCs w:val="1"/>
-          <w:color w:val="242424"/>
-          <w:highlight w:val="white"/>
-          <w:rtl w:val="0"/>
-        </w:rPr>
-        <w:t xml:space="preserve">MySQL</w:t>
+        </w:rPr>
+      </w:pPr>
+      <w:r>
+        <w:rPr>
+          <w:rFonts w:ascii="Verdana" w:cs="Verdana" w:eastAsia="Verdana" w:hAnsi="Verdana"/>
+          <w:b w:val="1"/>
+          <w:bCs w:val="1"/>
+          <w:color w:val="242424"/>
+          <w:highlight w:val="white"/>
+          <w:rtl w:val="0"/>
+        </w:rPr>
+        <w:t xml:space="preserve">HTML, CSS, JavaScript</w:t>
       </w:r>
       <w:r>
         <w:rPr>
@@ -1222,11 +1092,6 @@
         </w:rPr>
         <w:t xml:space="preserve">(Uni Guairacá + Personal projects)</w:t>
       </w:r>
-      <w:r>
-        <w:rPr>
-          <w:rtl w:val="0"/>
-        </w:rPr>
-      </w:r>
     </w:p>
     <w:p>
       <w:pPr>
@@ -1250,16 +1115,16 @@
           <w:highlight w:val="white"/>
           <w:rtl w:val="0"/>
         </w:rPr>
-        <w:t xml:space="preserve">Unreal Engine 5.6</w:t>
-      </w:r>
-      <w:r>
-        <w:rPr>
-          <w:rFonts w:ascii="Verdana" w:cs="Verdana" w:eastAsia="Verdana" w:hAnsi="Verdana"/>
-          <w:color w:val="242424"/>
-          <w:highlight w:val="white"/>
-          <w:rtl w:val="0"/>
-        </w:rPr>
-        <w:t xml:space="preserve"> – Basic </w:t>
+        <w:t xml:space="preserve">Tailwind CSS</w:t>
+      </w:r>
+      <w:r>
+        <w:rPr>
+          <w:rFonts w:ascii="Verdana" w:cs="Verdana" w:eastAsia="Verdana" w:hAnsi="Verdana"/>
+          <w:color w:val="242424"/>
+          <w:highlight w:val="white"/>
+          <w:rtl w:val="0"/>
+        </w:rPr>
+        <w:t xml:space="preserve"> – Intermediate </w:t>
       </w:r>
       <w:r>
         <w:rPr>
@@ -1270,106 +1135,12 @@
           <w:highlight w:val="white"/>
           <w:rtl w:val="0"/>
         </w:rPr>
-        <w:t xml:space="preserve">(GameDev.tv)</w:t>
-      </w:r>
-      <w:r>
-        <w:rPr>
-          <w:rtl w:val="0"/>
-        </w:rPr>
-      </w:r>
-    </w:p>
-    <w:p>
-      <w:pPr>
-        <w:numPr>
-          <w:ilvl w:val="0"/>
-          <w:numId w:val="2"/>
-        </w:numPr>
-        <w:spacing w:after="0" w:line="240" w:lineRule="auto"/>
-        <w:ind w:left="720" w:hanging="360"/>
-        <w:rPr>
-          <w:i w:val="1"/>
-          <w:iCs w:val="1"/>
-          <w:color w:val="242424"/>
-          <w:highlight w:val="white"/>
-        </w:rPr>
-      </w:pPr>
-      <w:r>
-        <w:rPr>
-          <w:rFonts w:ascii="Verdana" w:cs="Verdana" w:eastAsia="Verdana" w:hAnsi="Verdana"/>
-          <w:b w:val="1"/>
-          <w:bCs w:val="1"/>
-          <w:color w:val="242424"/>
-          <w:highlight w:val="white"/>
-          <w:rtl w:val="0"/>
-        </w:rPr>
-        <w:t xml:space="preserve">Cybersecurity </w:t>
-      </w:r>
-      <w:r>
-        <w:rPr>
-          <w:rFonts w:ascii="Verdana" w:cs="Verdana" w:eastAsia="Verdana" w:hAnsi="Verdana"/>
-          <w:color w:val="242424"/>
-          <w:highlight w:val="white"/>
-          <w:rtl w:val="0"/>
-        </w:rPr>
-        <w:t xml:space="preserve">– Basic </w:t>
-      </w:r>
-      <w:r>
-        <w:rPr>
-          <w:rFonts w:ascii="Verdana" w:cs="Verdana" w:eastAsia="Verdana" w:hAnsi="Verdana"/>
-          <w:i w:val="1"/>
-          <w:iCs w:val="1"/>
-          <w:color w:val="242424"/>
-          <w:highlight w:val="white"/>
-          <w:rtl w:val="0"/>
-        </w:rPr>
-        <w:t xml:space="preserve">(Vitor Mazuco)</w:t>
-      </w:r>
-    </w:p>
-    <w:p>
-      <w:pPr>
-        <w:numPr>
-          <w:ilvl w:val="0"/>
-          <w:numId w:val="2"/>
-        </w:numPr>
-        <w:spacing w:after="0" w:line="240" w:lineRule="auto"/>
-        <w:ind w:left="720" w:hanging="360"/>
-        <w:rPr>
-          <w:i w:val="1"/>
-          <w:iCs w:val="1"/>
-          <w:color w:val="242424"/>
-          <w:highlight w:val="white"/>
-        </w:rPr>
-      </w:pPr>
-      <w:r>
-        <w:rPr>
-          <w:rFonts w:ascii="Verdana" w:cs="Verdana" w:eastAsia="Verdana" w:hAnsi="Verdana"/>
-          <w:b w:val="1"/>
-          <w:bCs w:val="1"/>
-          <w:color w:val="242424"/>
-          <w:highlight w:val="white"/>
-          <w:rtl w:val="0"/>
-        </w:rPr>
-        <w:t xml:space="preserve">Kali Linux </w:t>
-      </w:r>
-      <w:r>
-        <w:rPr>
-          <w:rFonts w:ascii="Verdana" w:cs="Verdana" w:eastAsia="Verdana" w:hAnsi="Verdana"/>
-          <w:color w:val="242424"/>
-          <w:highlight w:val="white"/>
-          <w:rtl w:val="0"/>
-        </w:rPr>
-        <w:t xml:space="preserve">– Basic </w:t>
-      </w:r>
-      <w:r>
-        <w:rPr>
-          <w:rFonts w:ascii="Verdana" w:cs="Verdana" w:eastAsia="Verdana" w:hAnsi="Verdana"/>
-          <w:i w:val="1"/>
-          <w:iCs w:val="1"/>
-          <w:color w:val="242424"/>
-          <w:highlight w:val="white"/>
-          <w:rtl w:val="0"/>
-        </w:rPr>
-        <w:t xml:space="preserve">(Vitor Mazuco)</w:t>
+        <w:t xml:space="preserve">(Cod3r + Personal projects)</w:t>
+      </w:r>
+      <w:r>
+        <w:rPr>
+          <w:rtl w:val="0"/>
+        </w:rPr>
       </w:r>
     </w:p>
     <w:p>
@@ -1465,6 +1236,80 @@
     </w:p>
     <w:p>
       <w:pPr>
+        <w:numPr>
+          <w:ilvl w:val="0"/>
+          <w:numId w:val="2"/>
+        </w:numPr>
+        <w:spacing w:after="0" w:line="240" w:lineRule="auto"/>
+        <w:ind w:left="720" w:hanging="360"/>
+        <w:rPr>
+          <w:color w:val="242424"/>
+          <w:highlight w:val="white"/>
+        </w:rPr>
+      </w:pPr>
+      <w:r>
+        <w:rPr>
+          <w:rFonts w:ascii="Verdana" w:cs="Verdana" w:eastAsia="Verdana" w:hAnsi="Verdana"/>
+          <w:b w:val="1"/>
+          <w:bCs w:val="1"/>
+          <w:color w:val="242424"/>
+          <w:highlight w:val="white"/>
+          <w:rtl w:val="0"/>
+        </w:rPr>
+        <w:t xml:space="preserve">Vue.JS</w:t>
+      </w:r>
+      <w:r>
+        <w:rPr>
+          <w:rFonts w:ascii="Verdana" w:cs="Verdana" w:eastAsia="Verdana" w:hAnsi="Verdana"/>
+          <w:color w:val="242424"/>
+          <w:highlight w:val="white"/>
+          <w:rtl w:val="0"/>
+        </w:rPr>
+        <w:t xml:space="preserve"> – Básico (Cod3r)</w:t>
+      </w:r>
+    </w:p>
+    <w:p>
+      <w:pPr>
+        <w:numPr>
+          <w:ilvl w:val="0"/>
+          <w:numId w:val="2"/>
+        </w:numPr>
+        <w:spacing w:after="0" w:line="240" w:lineRule="auto"/>
+        <w:ind w:left="720" w:hanging="360"/>
+        <w:rPr>
+          <w:rFonts w:ascii="Verdana" w:cs="Verdana" w:eastAsia="Verdana" w:hAnsi="Verdana"/>
+          <w:color w:val="242424"/>
+          <w:highlight w:val="white"/>
+        </w:rPr>
+      </w:pPr>
+      <w:r>
+        <w:rPr>
+          <w:rFonts w:ascii="Verdana" w:cs="Verdana" w:eastAsia="Verdana" w:hAnsi="Verdana"/>
+          <w:b w:val="1"/>
+          <w:bCs w:val="1"/>
+          <w:color w:val="242424"/>
+          <w:highlight w:val="white"/>
+          <w:rtl w:val="0"/>
+        </w:rPr>
+        <w:t xml:space="preserve">Svelt</w:t>
+      </w:r>
+      <w:r>
+        <w:rPr>
+          <w:rFonts w:ascii="Verdana" w:cs="Verdana" w:eastAsia="Verdana" w:hAnsi="Verdana"/>
+          <w:color w:val="242424"/>
+          <w:highlight w:val="white"/>
+          <w:rtl w:val="0"/>
+        </w:rPr>
+        <w:t xml:space="preserve"> – Básico (Cod3r)</w:t>
+      </w:r>
+      <w:r>
+        <w:rPr>
+          <w:rtl w:val="0"/>
+        </w:rPr>
+      </w:r>
+    </w:p>
+    <w:p>
+      <w:pPr>
         <w:keepNext w:val="0"/>
         <w:keepLines w:val="0"/>
         <w:pageBreakBefore w:val="0"/>
@@ -1682,16 +1527,16 @@
           <w:highlight w:val="white"/>
           <w:rtl w:val="0"/>
         </w:rPr>
-        <w:t xml:space="preserve">Firebase</w:t>
-      </w:r>
-      <w:r>
-        <w:rPr>
-          <w:rFonts w:ascii="Verdana" w:cs="Verdana" w:eastAsia="Verdana" w:hAnsi="Verdana"/>
-          <w:color w:val="242424"/>
-          <w:highlight w:val="white"/>
-          <w:rtl w:val="0"/>
-        </w:rPr>
-        <w:t xml:space="preserve"> – Intermediate </w:t>
+        <w:t xml:space="preserve">Python</w:t>
+      </w:r>
+      <w:r>
+        <w:rPr>
+          <w:rFonts w:ascii="Verdana" w:cs="Verdana" w:eastAsia="Verdana" w:hAnsi="Verdana"/>
+          <w:color w:val="242424"/>
+          <w:highlight w:val="white"/>
+          <w:rtl w:val="0"/>
+        </w:rPr>
+        <w:t xml:space="preserve"> – Basic </w:t>
       </w:r>
       <w:r>
         <w:rPr>
@@ -1702,7 +1547,7 @@
           <w:highlight w:val="white"/>
           <w:rtl w:val="0"/>
         </w:rPr>
-        <w:t xml:space="preserve">(Uni Guairacá + Personal projects)</w:t>
+        <w:t xml:space="preserve">(Uni Guairacá + Udemy + Personal projects)</w:t>
       </w:r>
       <w:r>
         <w:rPr>
@@ -1732,16 +1577,16 @@
           <w:highlight w:val="white"/>
           <w:rtl w:val="0"/>
         </w:rPr>
-        <w:t xml:space="preserve">HTML, CSS, JavaScript</w:t>
-      </w:r>
-      <w:r>
-        <w:rPr>
-          <w:rFonts w:ascii="Verdana" w:cs="Verdana" w:eastAsia="Verdana" w:hAnsi="Verdana"/>
-          <w:color w:val="242424"/>
-          <w:highlight w:val="white"/>
-          <w:rtl w:val="0"/>
-        </w:rPr>
-        <w:t xml:space="preserve"> – Intermediate </w:t>
+        <w:t xml:space="preserve">Angular</w:t>
+      </w:r>
+      <w:r>
+        <w:rPr>
+          <w:rFonts w:ascii="Verdana" w:cs="Verdana" w:eastAsia="Verdana" w:hAnsi="Verdana"/>
+          <w:color w:val="242424"/>
+          <w:highlight w:val="white"/>
+          <w:rtl w:val="0"/>
+        </w:rPr>
+        <w:t xml:space="preserve"> – Basic </w:t>
       </w:r>
       <w:r>
         <w:rPr>
@@ -1752,7 +1597,7 @@
           <w:highlight w:val="white"/>
           <w:rtl w:val="0"/>
         </w:rPr>
-        <w:t xml:space="preserve">(Uni Guairacá + Personal projects)</w:t>
+        <w:t xml:space="preserve">(Uni Guairacá)</w:t>
       </w:r>
       <w:r>
         <w:rPr>
@@ -1782,7 +1627,7 @@
           <w:highlight w:val="white"/>
           <w:rtl w:val="0"/>
         </w:rPr>
-        <w:t xml:space="preserve">Python</w:t>
+        <w:t xml:space="preserve">Laravel</w:t>
       </w:r>
       <w:r>
         <w:rPr>
@@ -1802,7 +1647,7 @@
           <w:highlight w:val="white"/>
           <w:rtl w:val="0"/>
         </w:rPr>
-        <w:t xml:space="preserve">(Uni Guairacá + Udemy + Personal projects)</w:t>
+        <w:t xml:space="preserve">(Uni Guairacá)</w:t>
       </w:r>
       <w:r>
         <w:rPr>
@@ -1832,7 +1677,7 @@
           <w:highlight w:val="white"/>
           <w:rtl w:val="0"/>
         </w:rPr>
-        <w:t xml:space="preserve">Angular</w:t>
+        <w:t xml:space="preserve">Flutter</w:t>
       </w:r>
       <w:r>
         <w:rPr>
@@ -1852,7 +1697,7 @@
           <w:highlight w:val="white"/>
           <w:rtl w:val="0"/>
         </w:rPr>
-        <w:t xml:space="preserve">(Uni Guairacá)</w:t>
+        <w:t xml:space="preserve">(Uni Guairacá + Cod3r)</w:t>
       </w:r>
       <w:r>
         <w:rPr>
@@ -1882,7 +1727,7 @@
           <w:highlight w:val="white"/>
           <w:rtl w:val="0"/>
         </w:rPr>
-        <w:t xml:space="preserve">Laravel</w:t>
+        <w:t xml:space="preserve">C Language</w:t>
       </w:r>
       <w:r>
         <w:rPr>
@@ -1904,11 +1749,6 @@
         </w:rPr>
         <w:t xml:space="preserve">(Uni Guairacá)</w:t>
       </w:r>
-      <w:r>
-        <w:rPr>
-          <w:rtl w:val="0"/>
-        </w:rPr>
-      </w:r>
     </w:p>
     <w:p>
       <w:pPr>
@@ -1918,80 +1758,33 @@
         </w:numPr>
         <w:spacing w:after="0" w:line="240" w:lineRule="auto"/>
         <w:ind w:left="720" w:hanging="360"/>
-        <w:rPr>
-          <w:color w:val="242424"/>
-          <w:highlight w:val="white"/>
-        </w:rPr>
-      </w:pPr>
-      <w:r>
-        <w:rPr>
-          <w:rFonts w:ascii="Verdana" w:cs="Verdana" w:eastAsia="Verdana" w:hAnsi="Verdana"/>
-          <w:b w:val="1"/>
-          <w:bCs w:val="1"/>
-          <w:color w:val="242424"/>
-          <w:highlight w:val="white"/>
-          <w:rtl w:val="0"/>
-        </w:rPr>
-        <w:t xml:space="preserve">Flutter</w:t>
-      </w:r>
-      <w:r>
-        <w:rPr>
-          <w:rFonts w:ascii="Verdana" w:cs="Verdana" w:eastAsia="Verdana" w:hAnsi="Verdana"/>
-          <w:color w:val="242424"/>
-          <w:highlight w:val="white"/>
-          <w:rtl w:val="0"/>
-        </w:rPr>
-        <w:t xml:space="preserve"> – Basic </w:t>
-      </w:r>
-      <w:r>
         <w:rPr>
           <w:rFonts w:ascii="Verdana" w:cs="Verdana" w:eastAsia="Verdana" w:hAnsi="Verdana"/>
           <w:i w:val="1"/>
           <w:iCs w:val="1"/>
           <w:color w:val="242424"/>
           <w:highlight w:val="white"/>
-          <w:rtl w:val="0"/>
-        </w:rPr>
-        <w:t xml:space="preserve">(Uni Guairacá + Cod3r)</w:t>
-      </w:r>
-      <w:r>
-        <w:rPr>
-          <w:rtl w:val="0"/>
-        </w:rPr>
-      </w:r>
-    </w:p>
-    <w:p>
-      <w:pPr>
-        <w:numPr>
-          <w:ilvl w:val="0"/>
-          <w:numId w:val="2"/>
-        </w:numPr>
-        <w:spacing w:after="0" w:line="240" w:lineRule="auto"/>
-        <w:ind w:left="720" w:hanging="360"/>
-        <w:rPr>
-          <w:color w:val="242424"/>
-          <w:highlight w:val="white"/>
-        </w:rPr>
-      </w:pPr>
-      <w:r>
-        <w:rPr>
-          <w:rFonts w:ascii="Verdana" w:cs="Verdana" w:eastAsia="Verdana" w:hAnsi="Verdana"/>
-          <w:b w:val="1"/>
-          <w:bCs w:val="1"/>
-          <w:color w:val="242424"/>
-          <w:highlight w:val="white"/>
-          <w:rtl w:val="0"/>
-        </w:rPr>
-        <w:t xml:space="preserve">C Language</w:t>
-      </w:r>
-      <w:r>
-        <w:rPr>
-          <w:rFonts w:ascii="Verdana" w:cs="Verdana" w:eastAsia="Verdana" w:hAnsi="Verdana"/>
-          <w:color w:val="242424"/>
-          <w:highlight w:val="white"/>
-          <w:rtl w:val="0"/>
-        </w:rPr>
-        <w:t xml:space="preserve"> – Basic </w:t>
+        </w:rPr>
+      </w:pPr>
+      <w:r>
+        <w:rPr>
+          <w:rFonts w:ascii="Verdana" w:cs="Verdana" w:eastAsia="Verdana" w:hAnsi="Verdana"/>
+          <w:b w:val="1"/>
+          <w:bCs w:val="1"/>
+          <w:color w:val="242424"/>
+          <w:highlight w:val="white"/>
+          <w:rtl w:val="0"/>
+        </w:rPr>
+        <w:t xml:space="preserve">Cybersecurity </w:t>
+      </w:r>
+      <w:r>
+        <w:rPr>
+          <w:rFonts w:ascii="Verdana" w:cs="Verdana" w:eastAsia="Verdana" w:hAnsi="Verdana"/>
+          <w:color w:val="242424"/>
+          <w:highlight w:val="white"/>
+          <w:rtl w:val="0"/>
+        </w:rPr>
+        <w:t xml:space="preserve">– Basic </w:t>
       </w:r>
       <w:r>
         <w:rPr>
@@ -2002,12 +1795,7 @@
           <w:highlight w:val="white"/>
           <w:rtl w:val="0"/>
         </w:rPr>
-        <w:t xml:space="preserve">(Uni Guairacá)</w:t>
-      </w:r>
-      <w:r>
-        <w:rPr>
-          <w:rtl w:val="0"/>
-        </w:rPr>
+        <w:t xml:space="preserve">(Vitor Mazuco)</w:t>
       </w:r>
     </w:p>
     <w:p>
@@ -2018,136 +1806,33 @@
         </w:numPr>
         <w:spacing w:after="0" w:line="240" w:lineRule="auto"/>
         <w:ind w:left="720" w:hanging="360"/>
-        <w:rPr>
-          <w:color w:val="242424"/>
-          <w:highlight w:val="white"/>
-        </w:rPr>
-      </w:pPr>
-      <w:r>
-        <w:rPr>
-          <w:rFonts w:ascii="Verdana" w:cs="Verdana" w:eastAsia="Verdana" w:hAnsi="Verdana"/>
-          <w:b w:val="1"/>
-          <w:bCs w:val="1"/>
-          <w:color w:val="242424"/>
-          <w:highlight w:val="white"/>
-          <w:rtl w:val="0"/>
-        </w:rPr>
-        <w:t xml:space="preserve">Artificial Intelligence</w:t>
-      </w:r>
-      <w:r>
-        <w:rPr>
-          <w:rFonts w:ascii="Verdana" w:cs="Verdana" w:eastAsia="Verdana" w:hAnsi="Verdana"/>
-          <w:color w:val="242424"/>
-          <w:highlight w:val="white"/>
-          <w:rtl w:val="0"/>
-        </w:rPr>
-        <w:t xml:space="preserve"> – Basic </w:t>
-      </w:r>
-      <w:r>
         <w:rPr>
           <w:rFonts w:ascii="Verdana" w:cs="Verdana" w:eastAsia="Verdana" w:hAnsi="Verdana"/>
           <w:i w:val="1"/>
           <w:iCs w:val="1"/>
           <w:color w:val="242424"/>
           <w:highlight w:val="white"/>
-          <w:rtl w:val="0"/>
-        </w:rPr>
-        <w:t xml:space="preserve">(Uni Guairacá)</w:t>
-      </w:r>
-      <w:r>
-        <w:rPr>
-          <w:rtl w:val="0"/>
-        </w:rPr>
-      </w:r>
-    </w:p>
-    <w:p>
-      <w:pPr>
-        <w:spacing w:after="0" w:line="240" w:lineRule="auto"/>
-        <w:ind w:left="720" w:firstLine="0"/>
-        <w:rPr>
-          <w:rFonts w:ascii="Verdana" w:cs="Verdana" w:eastAsia="Verdana" w:hAnsi="Verdana"/>
-          <w:color w:val="242424"/>
-          <w:highlight w:val="white"/>
-        </w:rPr>
-      </w:pPr>
-      <w:r>
-        <w:rPr>
-          <w:rtl w:val="0"/>
-        </w:rPr>
-      </w:r>
-    </w:p>
-    <w:p>
-      <w:pPr>
-        <w:spacing w:after="0" w:line="240" w:lineRule="auto"/>
-        <w:ind w:hanging="284"/>
-        <w:rPr>
-          <w:rFonts w:ascii="Verdana" w:cs="Verdana" w:eastAsia="Verdana" w:hAnsi="Verdana"/>
-          <w:b w:val="1"/>
-          <w:bCs w:val="1"/>
-          <w:color w:val="242424"/>
-          <w:highlight w:val="white"/>
-        </w:rPr>
-      </w:pPr>
-      <w:r>
-        <w:rPr>
-          <w:rFonts w:ascii="Verdana" w:cs="Verdana" w:eastAsia="Verdana" w:hAnsi="Verdana"/>
-          <w:b w:val="1"/>
-          <w:bCs w:val="1"/>
-          <w:color w:val="242424"/>
-          <w:highlight w:val="white"/>
-          <w:rtl w:val="0"/>
-        </w:rPr>
-        <w:t xml:space="preserve">Tools &amp; Practices</w:t>
-      </w:r>
-    </w:p>
-    <w:p>
-      <w:pPr>
-        <w:spacing w:after="0" w:line="240" w:lineRule="auto"/>
-        <w:ind w:hanging="284"/>
-        <w:rPr>
-          <w:rFonts w:ascii="Verdana" w:cs="Verdana" w:eastAsia="Verdana" w:hAnsi="Verdana"/>
-          <w:color w:val="242424"/>
-          <w:highlight w:val="white"/>
-        </w:rPr>
-      </w:pPr>
-      <w:r>
-        <w:rPr>
-          <w:rtl w:val="0"/>
-        </w:rPr>
-      </w:r>
-    </w:p>
-    <w:p>
-      <w:pPr>
-        <w:numPr>
-          <w:ilvl w:val="0"/>
-          <w:numId w:val="3"/>
-        </w:numPr>
-        <w:spacing w:after="0" w:line="240" w:lineRule="auto"/>
-        <w:ind w:left="720" w:hanging="360"/>
-        <w:rPr>
-          <w:color w:val="242424"/>
-          <w:highlight w:val="white"/>
-        </w:rPr>
-      </w:pPr>
-      <w:r>
-        <w:rPr>
-          <w:rFonts w:ascii="Verdana" w:cs="Verdana" w:eastAsia="Verdana" w:hAnsi="Verdana"/>
-          <w:b w:val="1"/>
-          <w:bCs w:val="1"/>
-          <w:color w:val="242424"/>
-          <w:highlight w:val="white"/>
-          <w:rtl w:val="0"/>
-        </w:rPr>
-        <w:t xml:space="preserve">Git/GitHub</w:t>
-      </w:r>
-      <w:r>
-        <w:rPr>
-          <w:rFonts w:ascii="Verdana" w:cs="Verdana" w:eastAsia="Verdana" w:hAnsi="Verdana"/>
-          <w:color w:val="242424"/>
-          <w:highlight w:val="white"/>
-          <w:rtl w:val="0"/>
-        </w:rPr>
-        <w:t xml:space="preserve"> – Intermediate </w:t>
+        </w:rPr>
+      </w:pPr>
+      <w:r>
+        <w:rPr>
+          <w:rFonts w:ascii="Verdana" w:cs="Verdana" w:eastAsia="Verdana" w:hAnsi="Verdana"/>
+          <w:b w:val="1"/>
+          <w:bCs w:val="1"/>
+          <w:color w:val="242424"/>
+          <w:highlight w:val="white"/>
+          <w:rtl w:val="0"/>
+        </w:rPr>
+        <w:t xml:space="preserve">Unreal Engine 5.6</w:t>
+      </w:r>
+      <w:r>
+        <w:rPr>
+          <w:rFonts w:ascii="Verdana" w:cs="Verdana" w:eastAsia="Verdana" w:hAnsi="Verdana"/>
+          <w:color w:val="242424"/>
+          <w:highlight w:val="white"/>
+          <w:rtl w:val="0"/>
+        </w:rPr>
+        <w:t xml:space="preserve"> – Basic </w:t>
       </w:r>
       <w:r>
         <w:rPr>
@@ -2158,8 +1843,59 @@
           <w:highlight w:val="white"/>
           <w:rtl w:val="0"/>
         </w:rPr>
-        <w:t xml:space="preserve">(Uni Guairacá + Udemy + Projects)</w:t>
-      </w:r>
+        <w:t xml:space="preserve">(GameDev.tv)</w:t>
+      </w:r>
+    </w:p>
+    <w:p>
+      <w:pPr>
+        <w:spacing w:after="0" w:line="240" w:lineRule="auto"/>
+        <w:ind w:left="720" w:firstLine="0"/>
+        <w:rPr>
+          <w:rFonts w:ascii="Verdana" w:cs="Verdana" w:eastAsia="Verdana" w:hAnsi="Verdana"/>
+          <w:color w:val="242424"/>
+          <w:highlight w:val="white"/>
+        </w:rPr>
+      </w:pPr>
+      <w:r>
+        <w:rPr>
+          <w:rtl w:val="0"/>
+        </w:rPr>
+      </w:r>
+    </w:p>
+    <w:p>
+      <w:pPr>
+        <w:spacing w:after="0" w:line="240" w:lineRule="auto"/>
+        <w:ind w:hanging="284"/>
+        <w:rPr>
+          <w:rFonts w:ascii="Verdana" w:cs="Verdana" w:eastAsia="Verdana" w:hAnsi="Verdana"/>
+          <w:b w:val="1"/>
+          <w:bCs w:val="1"/>
+          <w:color w:val="242424"/>
+          <w:highlight w:val="white"/>
+        </w:rPr>
+      </w:pPr>
+      <w:r>
+        <w:rPr>
+          <w:rFonts w:ascii="Verdana" w:cs="Verdana" w:eastAsia="Verdana" w:hAnsi="Verdana"/>
+          <w:b w:val="1"/>
+          <w:bCs w:val="1"/>
+          <w:color w:val="242424"/>
+          <w:highlight w:val="white"/>
+          <w:rtl w:val="0"/>
+        </w:rPr>
+        <w:t xml:space="preserve">Tools &amp; Practices</w:t>
+      </w:r>
+    </w:p>
+    <w:p>
+      <w:pPr>
+        <w:spacing w:after="0" w:line="240" w:lineRule="auto"/>
+        <w:ind w:hanging="284"/>
+        <w:rPr>
+          <w:rFonts w:ascii="Verdana" w:cs="Verdana" w:eastAsia="Verdana" w:hAnsi="Verdana"/>
+          <w:color w:val="242424"/>
+          <w:highlight w:val="white"/>
+        </w:rPr>
+      </w:pPr>
       <w:r>
         <w:rPr>
           <w:rtl w:val="0"/>
@@ -2188,7 +1924,81 @@
           <w:highlight w:val="white"/>
           <w:rtl w:val="0"/>
         </w:rPr>
-        <w:t xml:space="preserve">Docker </w:t>
+        <w:t xml:space="preserve">Spring JPA </w:t>
+      </w:r>
+      <w:r>
+        <w:rPr>
+          <w:rFonts w:ascii="Verdana" w:cs="Verdana" w:eastAsia="Verdana" w:hAnsi="Verdana"/>
+          <w:color w:val="242424"/>
+          <w:highlight w:val="white"/>
+          <w:rtl w:val="0"/>
+        </w:rPr>
+        <w:t xml:space="preserve">– Intermediate (Studying for myself)</w:t>
+      </w:r>
+      <w:r>
+        <w:rPr>
+          <w:rtl w:val="0"/>
+        </w:rPr>
+      </w:r>
+    </w:p>
+    <w:p>
+      <w:pPr>
+        <w:numPr>
+          <w:ilvl w:val="0"/>
+          <w:numId w:val="3"/>
+        </w:numPr>
+        <w:spacing w:after="0" w:line="240" w:lineRule="auto"/>
+        <w:ind w:left="720" w:hanging="360"/>
+        <w:rPr>
+          <w:color w:val="242424"/>
+          <w:highlight w:val="white"/>
+        </w:rPr>
+      </w:pPr>
+      <w:r>
+        <w:rPr>
+          <w:rFonts w:ascii="Verdana" w:cs="Verdana" w:eastAsia="Verdana" w:hAnsi="Verdana"/>
+          <w:b w:val="1"/>
+          <w:bCs w:val="1"/>
+          <w:color w:val="242424"/>
+          <w:highlight w:val="white"/>
+          <w:rtl w:val="0"/>
+        </w:rPr>
+        <w:t xml:space="preserve">Spring Security &amp; JWT </w:t>
+      </w:r>
+      <w:r>
+        <w:rPr>
+          <w:rFonts w:ascii="Verdana" w:cs="Verdana" w:eastAsia="Verdana" w:hAnsi="Verdana"/>
+          <w:color w:val="242424"/>
+          <w:highlight w:val="white"/>
+          <w:rtl w:val="0"/>
+        </w:rPr>
+        <w:t xml:space="preserve">– Basic (Studying for myself)</w:t>
+      </w:r>
+    </w:p>
+    <w:p>
+      <w:pPr>
+        <w:numPr>
+          <w:ilvl w:val="0"/>
+          <w:numId w:val="3"/>
+        </w:numPr>
+        <w:spacing w:after="0" w:line="240" w:lineRule="auto"/>
+        <w:ind w:left="720" w:hanging="360"/>
+        <w:rPr>
+          <w:rFonts w:ascii="Verdana" w:cs="Verdana" w:eastAsia="Verdana" w:hAnsi="Verdana"/>
+          <w:color w:val="242424"/>
+          <w:highlight w:val="white"/>
+        </w:rPr>
+      </w:pPr>
+      <w:r>
+        <w:rPr>
+          <w:rFonts w:ascii="Verdana" w:cs="Verdana" w:eastAsia="Verdana" w:hAnsi="Verdana"/>
+          <w:b w:val="1"/>
+          <w:bCs w:val="1"/>
+          <w:color w:val="242424"/>
+          <w:highlight w:val="white"/>
+          <w:rtl w:val="0"/>
+        </w:rPr>
+        <w:t xml:space="preserve">RabbitMQ </w:t>
       </w:r>
       <w:r>
         <w:rPr>
@@ -2199,11 +2009,6 @@
         </w:rPr>
         <w:t xml:space="preserve">– Basic (Personal projects)</w:t>
       </w:r>
-      <w:r>
-        <w:rPr>
-          <w:rtl w:val="0"/>
-        </w:rPr>
-      </w:r>
     </w:p>
     <w:p>
       <w:pPr>
@@ -2227,55 +2032,16 @@
           <w:highlight w:val="white"/>
           <w:rtl w:val="0"/>
         </w:rPr>
-        <w:t xml:space="preserve">Clean Code Principles</w:t>
-      </w:r>
-      <w:r>
-        <w:rPr>
-          <w:rFonts w:ascii="Verdana" w:cs="Verdana" w:eastAsia="Verdana" w:hAnsi="Verdana"/>
-          <w:color w:val="242424"/>
-          <w:highlight w:val="white"/>
-          <w:rtl w:val="0"/>
-        </w:rPr>
-        <w:t xml:space="preserve"> – (Book + Practical Experience)</w:t>
-      </w:r>
-      <w:r>
-        <w:rPr>
-          <w:rtl w:val="0"/>
-        </w:rPr>
-      </w:r>
-    </w:p>
-    <w:p>
-      <w:pPr>
-        <w:numPr>
-          <w:ilvl w:val="0"/>
-          <w:numId w:val="3"/>
-        </w:numPr>
-        <w:spacing w:after="0" w:line="240" w:lineRule="auto"/>
-        <w:ind w:left="720" w:hanging="360"/>
-        <w:rPr>
-          <w:color w:val="242424"/>
-          <w:highlight w:val="white"/>
-        </w:rPr>
-      </w:pPr>
-      <w:r>
-        <w:rPr>
-          <w:rFonts w:ascii="Verdana" w:cs="Verdana" w:eastAsia="Verdana" w:hAnsi="Verdana"/>
-          <w:b w:val="1"/>
-          <w:bCs w:val="1"/>
-          <w:color w:val="242424"/>
-          <w:highlight w:val="white"/>
-          <w:rtl w:val="0"/>
-        </w:rPr>
-        <w:t xml:space="preserve">SCRUM</w:t>
-      </w:r>
-      <w:r>
-        <w:rPr>
-          <w:rFonts w:ascii="Verdana" w:cs="Verdana" w:eastAsia="Verdana" w:hAnsi="Verdana"/>
-          <w:color w:val="242424"/>
-          <w:highlight w:val="white"/>
-          <w:rtl w:val="0"/>
-        </w:rPr>
-        <w:t xml:space="preserve"> – Basic </w:t>
+        <w:t xml:space="preserve">Git/GitHub</w:t>
+      </w:r>
+      <w:r>
+        <w:rPr>
+          <w:rFonts w:ascii="Verdana" w:cs="Verdana" w:eastAsia="Verdana" w:hAnsi="Verdana"/>
+          <w:color w:val="242424"/>
+          <w:highlight w:val="white"/>
+          <w:rtl w:val="0"/>
+        </w:rPr>
+        <w:t xml:space="preserve"> – Intermediate </w:t>
       </w:r>
       <w:r>
         <w:rPr>
@@ -2286,102 +2052,124 @@
           <w:highlight w:val="white"/>
           <w:rtl w:val="0"/>
         </w:rPr>
-        <w:t xml:space="preserve">(Uni Guairacá)</w:t>
-      </w:r>
-      <w:r>
-        <w:rPr>
-          <w:rtl w:val="0"/>
-        </w:rPr>
-      </w:r>
-    </w:p>
-    <w:p>
-      <w:pPr>
-        <w:spacing w:after="0" w:line="240" w:lineRule="auto"/>
-        <w:ind w:left="720" w:firstLine="0"/>
-        <w:rPr>
-          <w:rFonts w:ascii="Verdana" w:cs="Verdana" w:eastAsia="Verdana" w:hAnsi="Verdana"/>
-          <w:color w:val="242424"/>
-          <w:highlight w:val="white"/>
-        </w:rPr>
-      </w:pPr>
-      <w:r>
-        <w:rPr>
-          <w:rtl w:val="0"/>
-        </w:rPr>
-      </w:r>
-    </w:p>
-    <w:p>
-      <w:pPr>
-        <w:spacing w:after="0" w:line="240" w:lineRule="auto"/>
-        <w:ind w:hanging="284"/>
-        <w:rPr>
-          <w:rFonts w:ascii="Verdana" w:cs="Verdana" w:eastAsia="Verdana" w:hAnsi="Verdana"/>
-          <w:b w:val="1"/>
-          <w:bCs w:val="1"/>
-          <w:color w:val="242424"/>
-          <w:highlight w:val="white"/>
-        </w:rPr>
-      </w:pPr>
-      <w:r>
-        <w:rPr>
-          <w:rFonts w:ascii="Verdana" w:cs="Verdana" w:eastAsia="Verdana" w:hAnsi="Verdana"/>
-          <w:b w:val="1"/>
-          <w:bCs w:val="1"/>
-          <w:color w:val="242424"/>
-          <w:highlight w:val="white"/>
-          <w:rtl w:val="0"/>
-        </w:rPr>
-        <w:t xml:space="preserve">Other Skills</w:t>
-      </w:r>
-    </w:p>
-    <w:p>
-      <w:pPr>
-        <w:spacing w:after="0" w:line="240" w:lineRule="auto"/>
-        <w:ind w:hanging="284"/>
-        <w:rPr>
-          <w:rFonts w:ascii="Verdana" w:cs="Verdana" w:eastAsia="Verdana" w:hAnsi="Verdana"/>
-          <w:color w:val="242424"/>
-          <w:highlight w:val="white"/>
-        </w:rPr>
-      </w:pPr>
-      <w:r>
-        <w:rPr>
-          <w:rtl w:val="0"/>
-        </w:rPr>
-      </w:r>
-    </w:p>
-    <w:p>
-      <w:pPr>
-        <w:numPr>
-          <w:ilvl w:val="0"/>
-          <w:numId w:val="4"/>
-        </w:numPr>
-        <w:spacing w:after="0" w:line="240" w:lineRule="auto"/>
-        <w:ind w:left="720" w:hanging="360"/>
-        <w:rPr>
-          <w:color w:val="242424"/>
-          <w:highlight w:val="white"/>
-        </w:rPr>
-      </w:pPr>
-      <w:r>
-        <w:rPr>
-          <w:rFonts w:ascii="Verdana" w:cs="Verdana" w:eastAsia="Verdana" w:hAnsi="Verdana"/>
-          <w:b w:val="1"/>
-          <w:bCs w:val="1"/>
-          <w:color w:val="242424"/>
-          <w:highlight w:val="white"/>
-          <w:rtl w:val="0"/>
-        </w:rPr>
-        <w:t xml:space="preserve">English</w:t>
-      </w:r>
-      <w:r>
-        <w:rPr>
-          <w:rFonts w:ascii="Verdana" w:cs="Verdana" w:eastAsia="Verdana" w:hAnsi="Verdana"/>
-          <w:color w:val="242424"/>
-          <w:highlight w:val="white"/>
-          <w:rtl w:val="0"/>
-        </w:rPr>
-        <w:t xml:space="preserve"> – Advanced </w:t>
+        <w:t xml:space="preserve">(Uni Guairacá + Udemy + Projects)</w:t>
+      </w:r>
+      <w:r>
+        <w:rPr>
+          <w:rtl w:val="0"/>
+        </w:rPr>
+      </w:r>
+    </w:p>
+    <w:p>
+      <w:pPr>
+        <w:numPr>
+          <w:ilvl w:val="0"/>
+          <w:numId w:val="3"/>
+        </w:numPr>
+        <w:spacing w:after="0" w:line="240" w:lineRule="auto"/>
+        <w:ind w:left="720" w:hanging="360"/>
+        <w:rPr>
+          <w:color w:val="242424"/>
+          <w:highlight w:val="white"/>
+        </w:rPr>
+      </w:pPr>
+      <w:r>
+        <w:rPr>
+          <w:rFonts w:ascii="Verdana" w:cs="Verdana" w:eastAsia="Verdana" w:hAnsi="Verdana"/>
+          <w:b w:val="1"/>
+          <w:bCs w:val="1"/>
+          <w:color w:val="242424"/>
+          <w:highlight w:val="white"/>
+          <w:rtl w:val="0"/>
+        </w:rPr>
+        <w:t xml:space="preserve">Docker </w:t>
+      </w:r>
+      <w:r>
+        <w:rPr>
+          <w:rFonts w:ascii="Verdana" w:cs="Verdana" w:eastAsia="Verdana" w:hAnsi="Verdana"/>
+          <w:color w:val="242424"/>
+          <w:highlight w:val="white"/>
+          <w:rtl w:val="0"/>
+        </w:rPr>
+        <w:t xml:space="preserve">– Basic (Personal projects)</w:t>
+      </w:r>
+      <w:r>
+        <w:rPr>
+          <w:rtl w:val="0"/>
+        </w:rPr>
+      </w:r>
+    </w:p>
+    <w:p>
+      <w:pPr>
+        <w:numPr>
+          <w:ilvl w:val="0"/>
+          <w:numId w:val="3"/>
+        </w:numPr>
+        <w:spacing w:after="0" w:line="240" w:lineRule="auto"/>
+        <w:ind w:left="720" w:hanging="360"/>
+        <w:rPr>
+          <w:color w:val="242424"/>
+          <w:highlight w:val="white"/>
+        </w:rPr>
+      </w:pPr>
+      <w:r>
+        <w:rPr>
+          <w:rFonts w:ascii="Verdana" w:cs="Verdana" w:eastAsia="Verdana" w:hAnsi="Verdana"/>
+          <w:b w:val="1"/>
+          <w:bCs w:val="1"/>
+          <w:color w:val="242424"/>
+          <w:highlight w:val="white"/>
+          <w:rtl w:val="0"/>
+        </w:rPr>
+        <w:t xml:space="preserve">Clean Code Principles</w:t>
+      </w:r>
+      <w:r>
+        <w:rPr>
+          <w:rFonts w:ascii="Verdana" w:cs="Verdana" w:eastAsia="Verdana" w:hAnsi="Verdana"/>
+          <w:color w:val="242424"/>
+          <w:highlight w:val="white"/>
+          <w:rtl w:val="0"/>
+        </w:rPr>
+        <w:t xml:space="preserve"> – (Book + Practical Experience)</w:t>
+      </w:r>
+      <w:r>
+        <w:rPr>
+          <w:rtl w:val="0"/>
+        </w:rPr>
+      </w:r>
+    </w:p>
+    <w:p>
+      <w:pPr>
+        <w:numPr>
+          <w:ilvl w:val="0"/>
+          <w:numId w:val="3"/>
+        </w:numPr>
+        <w:spacing w:after="0" w:line="240" w:lineRule="auto"/>
+        <w:ind w:left="720" w:hanging="360"/>
+        <w:rPr>
+          <w:color w:val="242424"/>
+          <w:highlight w:val="white"/>
+        </w:rPr>
+      </w:pPr>
+      <w:r>
+        <w:rPr>
+          <w:rFonts w:ascii="Verdana" w:cs="Verdana" w:eastAsia="Verdana" w:hAnsi="Verdana"/>
+          <w:b w:val="1"/>
+          <w:bCs w:val="1"/>
+          <w:color w:val="242424"/>
+          <w:highlight w:val="white"/>
+          <w:rtl w:val="0"/>
+        </w:rPr>
+        <w:t xml:space="preserve">SCRUM</w:t>
+      </w:r>
+      <w:r>
+        <w:rPr>
+          <w:rFonts w:ascii="Verdana" w:cs="Verdana" w:eastAsia="Verdana" w:hAnsi="Verdana"/>
+          <w:color w:val="242424"/>
+          <w:highlight w:val="white"/>
+          <w:rtl w:val="0"/>
+        </w:rPr>
+        <w:t xml:space="preserve"> – Basic </w:t>
       </w:r>
       <w:r>
         <w:rPr>
@@ -2392,96 +2180,44 @@
           <w:highlight w:val="white"/>
           <w:rtl w:val="0"/>
         </w:rPr>
-        <w:t xml:space="preserve">(Talk-UP + Personal Experience)</w:t>
-      </w:r>
-      <w:r>
-        <w:rPr>
-          <w:rtl w:val="0"/>
-        </w:rPr>
-      </w:r>
-    </w:p>
-    <w:p>
-      <w:pPr>
-        <w:numPr>
-          <w:ilvl w:val="0"/>
-          <w:numId w:val="4"/>
-        </w:numPr>
-        <w:spacing w:after="0" w:line="240" w:lineRule="auto"/>
-        <w:ind w:left="720" w:hanging="360"/>
-        <w:rPr>
-          <w:color w:val="242424"/>
-          <w:highlight w:val="white"/>
-        </w:rPr>
-      </w:pPr>
-      <w:r>
-        <w:rPr>
-          <w:rFonts w:ascii="Verdana" w:cs="Verdana" w:eastAsia="Verdana" w:hAnsi="Verdana"/>
-          <w:b w:val="1"/>
-          <w:bCs w:val="1"/>
-          <w:color w:val="242424"/>
-          <w:highlight w:val="white"/>
-          <w:rtl w:val="0"/>
-        </w:rPr>
-        <w:t xml:space="preserve">Hardware</w:t>
-      </w:r>
-      <w:r>
-        <w:rPr>
-          <w:rFonts w:ascii="Verdana" w:cs="Verdana" w:eastAsia="Verdana" w:hAnsi="Verdana"/>
-          <w:color w:val="242424"/>
-          <w:highlight w:val="white"/>
-          <w:rtl w:val="0"/>
-        </w:rPr>
-        <w:t xml:space="preserve"> – Advanced </w:t>
-      </w:r>
-      <w:r>
+        <w:t xml:space="preserve">(Uni Guairacá)</w:t>
+      </w:r>
+    </w:p>
+    <w:p>
+      <w:pPr>
+        <w:numPr>
+          <w:ilvl w:val="0"/>
+          <w:numId w:val="3"/>
+        </w:numPr>
+        <w:spacing w:after="0" w:line="240" w:lineRule="auto"/>
+        <w:ind w:left="720" w:hanging="360"/>
         <w:rPr>
           <w:rFonts w:ascii="Verdana" w:cs="Verdana" w:eastAsia="Verdana" w:hAnsi="Verdana"/>
           <w:i w:val="1"/>
           <w:iCs w:val="1"/>
           <w:color w:val="242424"/>
           <w:highlight w:val="white"/>
-          <w:rtl w:val="0"/>
-        </w:rPr>
-        <w:t xml:space="preserve">(Personal Experience)</w:t>
-      </w:r>
-      <w:r>
-        <w:rPr>
-          <w:rtl w:val="0"/>
-        </w:rPr>
-      </w:r>
-    </w:p>
-    <w:p>
-      <w:pPr>
-        <w:numPr>
-          <w:ilvl w:val="0"/>
-          <w:numId w:val="4"/>
-        </w:numPr>
-        <w:spacing w:after="0" w:line="240" w:lineRule="auto"/>
-        <w:ind w:left="720" w:hanging="360"/>
-        <w:rPr>
-          <w:color w:val="242424"/>
-          <w:highlight w:val="white"/>
-        </w:rPr>
-      </w:pPr>
-      <w:r>
-        <w:rPr>
-          <w:rFonts w:ascii="Verdana" w:cs="Verdana" w:eastAsia="Verdana" w:hAnsi="Verdana"/>
-          <w:b w:val="1"/>
-          <w:bCs w:val="1"/>
-          <w:color w:val="242424"/>
-          <w:highlight w:val="white"/>
-          <w:rtl w:val="0"/>
-        </w:rPr>
-        <w:t xml:space="preserve">Software</w:t>
-      </w:r>
-      <w:r>
-        <w:rPr>
-          <w:rFonts w:ascii="Verdana" w:cs="Verdana" w:eastAsia="Verdana" w:hAnsi="Verdana"/>
-          <w:color w:val="242424"/>
-          <w:highlight w:val="white"/>
-          <w:rtl w:val="0"/>
-        </w:rPr>
-        <w:t xml:space="preserve"> – Advanced </w:t>
+        </w:rPr>
+      </w:pPr>
+      <w:r>
+        <w:rPr>
+          <w:rFonts w:ascii="Verdana" w:cs="Verdana" w:eastAsia="Verdana" w:hAnsi="Verdana"/>
+          <w:b w:val="1"/>
+          <w:bCs w:val="1"/>
+          <w:color w:val="242424"/>
+          <w:highlight w:val="white"/>
+          <w:rtl w:val="0"/>
+        </w:rPr>
+        <w:t xml:space="preserve">MySQL</w:t>
+      </w:r>
+      <w:r>
+        <w:rPr>
+          <w:rFonts w:ascii="Verdana" w:cs="Verdana" w:eastAsia="Verdana" w:hAnsi="Verdana"/>
+          <w:color w:val="242424"/>
+          <w:highlight w:val="white"/>
+          <w:rtl w:val="0"/>
+        </w:rPr>
+        <w:t xml:space="preserve"> – Intermediate </w:t>
       </w:r>
       <w:r>
         <w:rPr>
@@ -2492,62 +2228,536 @@
           <w:highlight w:val="white"/>
           <w:rtl w:val="0"/>
         </w:rPr>
-        <w:t xml:space="preserve">(Personal Experience)</w:t>
-      </w:r>
-      <w:r>
-        <w:rPr>
-          <w:rtl w:val="0"/>
-        </w:rPr>
-      </w:r>
-    </w:p>
-    <w:p>
-      <w:pPr>
-        <w:numPr>
-          <w:ilvl w:val="0"/>
-          <w:numId w:val="4"/>
-        </w:numPr>
-        <w:spacing w:after="0" w:line="240" w:lineRule="auto"/>
-        <w:ind w:left="720" w:hanging="360"/>
-        <w:rPr>
-          <w:color w:val="242424"/>
-          <w:highlight w:val="white"/>
-        </w:rPr>
-      </w:pPr>
-      <w:r>
-        <w:rPr>
-          <w:rFonts w:ascii="Verdana" w:cs="Verdana" w:eastAsia="Verdana" w:hAnsi="Verdana"/>
-          <w:b w:val="1"/>
-          <w:bCs w:val="1"/>
-          <w:color w:val="242424"/>
-          <w:highlight w:val="white"/>
-          <w:rtl w:val="0"/>
-        </w:rPr>
-        <w:t xml:space="preserve">Data Structures</w:t>
-      </w:r>
-      <w:r>
-        <w:rPr>
-          <w:rFonts w:ascii="Verdana" w:cs="Verdana" w:eastAsia="Verdana" w:hAnsi="Verdana"/>
-          <w:color w:val="242424"/>
-          <w:highlight w:val="white"/>
-          <w:rtl w:val="0"/>
-        </w:rPr>
-        <w:t xml:space="preserve"> – Basic </w:t>
-      </w:r>
-      <w:r>
+        <w:t xml:space="preserve">(Uni Guairacá + Personal projects)</w:t>
+      </w:r>
+    </w:p>
+    <w:p>
+      <w:pPr>
+        <w:numPr>
+          <w:ilvl w:val="0"/>
+          <w:numId w:val="3"/>
+        </w:numPr>
+        <w:spacing w:after="0" w:line="240" w:lineRule="auto"/>
+        <w:ind w:left="720" w:hanging="360"/>
         <w:rPr>
           <w:rFonts w:ascii="Verdana" w:cs="Verdana" w:eastAsia="Verdana" w:hAnsi="Verdana"/>
           <w:i w:val="1"/>
           <w:iCs w:val="1"/>
           <w:color w:val="242424"/>
           <w:highlight w:val="white"/>
+        </w:rPr>
+      </w:pPr>
+      <w:r>
+        <w:rPr>
+          <w:rFonts w:ascii="Verdana" w:cs="Verdana" w:eastAsia="Verdana" w:hAnsi="Verdana"/>
+          <w:b w:val="1"/>
+          <w:bCs w:val="1"/>
+          <w:color w:val="242424"/>
+          <w:highlight w:val="white"/>
+          <w:rtl w:val="0"/>
+        </w:rPr>
+        <w:t xml:space="preserve">PostgreSQL </w:t>
+      </w:r>
+      <w:r>
+        <w:rPr>
+          <w:rFonts w:ascii="Verdana" w:cs="Verdana" w:eastAsia="Verdana" w:hAnsi="Verdana"/>
+          <w:color w:val="242424"/>
+          <w:highlight w:val="white"/>
+          <w:rtl w:val="0"/>
+        </w:rPr>
+        <w:t xml:space="preserve">– Intermediate </w:t>
+      </w:r>
+      <w:r>
+        <w:rPr>
+          <w:rFonts w:ascii="Verdana" w:cs="Verdana" w:eastAsia="Verdana" w:hAnsi="Verdana"/>
+          <w:i w:val="1"/>
+          <w:iCs w:val="1"/>
+          <w:color w:val="242424"/>
+          <w:highlight w:val="white"/>
+          <w:rtl w:val="0"/>
+        </w:rPr>
+        <w:t xml:space="preserve">(Personal projects)</w:t>
+      </w:r>
+    </w:p>
+    <w:p>
+      <w:pPr>
+        <w:numPr>
+          <w:ilvl w:val="0"/>
+          <w:numId w:val="3"/>
+        </w:numPr>
+        <w:spacing w:after="0" w:line="240" w:lineRule="auto"/>
+        <w:ind w:left="720" w:hanging="360"/>
+        <w:rPr>
+          <w:rFonts w:ascii="Verdana" w:cs="Verdana" w:eastAsia="Verdana" w:hAnsi="Verdana"/>
+          <w:i w:val="1"/>
+          <w:iCs w:val="1"/>
+          <w:color w:val="242424"/>
+          <w:highlight w:val="white"/>
+        </w:rPr>
+      </w:pPr>
+      <w:r>
+        <w:rPr>
+          <w:rFonts w:ascii="Verdana" w:cs="Verdana" w:eastAsia="Verdana" w:hAnsi="Verdana"/>
+          <w:b w:val="1"/>
+          <w:bCs w:val="1"/>
+          <w:color w:val="242424"/>
+          <w:highlight w:val="white"/>
+          <w:rtl w:val="0"/>
+        </w:rPr>
+        <w:t xml:space="preserve">Firebase</w:t>
+      </w:r>
+      <w:r>
+        <w:rPr>
+          <w:rFonts w:ascii="Verdana" w:cs="Verdana" w:eastAsia="Verdana" w:hAnsi="Verdana"/>
+          <w:color w:val="242424"/>
+          <w:highlight w:val="white"/>
+          <w:rtl w:val="0"/>
+        </w:rPr>
+        <w:t xml:space="preserve"> – Intermediate </w:t>
+      </w:r>
+      <w:r>
+        <w:rPr>
+          <w:rFonts w:ascii="Verdana" w:cs="Verdana" w:eastAsia="Verdana" w:hAnsi="Verdana"/>
+          <w:i w:val="1"/>
+          <w:iCs w:val="1"/>
+          <w:color w:val="242424"/>
+          <w:highlight w:val="white"/>
+          <w:rtl w:val="0"/>
+        </w:rPr>
+        <w:t xml:space="preserve">(Uni Guairacá + Personal projects)</w:t>
+      </w:r>
+    </w:p>
+    <w:p>
+      <w:pPr>
+        <w:numPr>
+          <w:ilvl w:val="0"/>
+          <w:numId w:val="3"/>
+        </w:numPr>
+        <w:spacing w:after="0" w:line="240" w:lineRule="auto"/>
+        <w:ind w:left="720" w:hanging="360"/>
+        <w:rPr>
+          <w:rFonts w:ascii="Verdana" w:cs="Verdana" w:eastAsia="Verdana" w:hAnsi="Verdana"/>
+          <w:i w:val="1"/>
+          <w:iCs w:val="1"/>
+          <w:color w:val="242424"/>
+          <w:highlight w:val="white"/>
+        </w:rPr>
+      </w:pPr>
+      <w:r>
+        <w:rPr>
+          <w:rFonts w:ascii="Verdana" w:cs="Verdana" w:eastAsia="Verdana" w:hAnsi="Verdana"/>
+          <w:b w:val="1"/>
+          <w:bCs w:val="1"/>
+          <w:color w:val="242424"/>
+          <w:highlight w:val="white"/>
+          <w:rtl w:val="0"/>
+        </w:rPr>
+        <w:t xml:space="preserve">Kali Linux </w:t>
+      </w:r>
+      <w:r>
+        <w:rPr>
+          <w:rFonts w:ascii="Verdana" w:cs="Verdana" w:eastAsia="Verdana" w:hAnsi="Verdana"/>
+          <w:color w:val="242424"/>
+          <w:highlight w:val="white"/>
+          <w:rtl w:val="0"/>
+        </w:rPr>
+        <w:t xml:space="preserve">– Basic </w:t>
+      </w:r>
+      <w:r>
+        <w:rPr>
+          <w:rFonts w:ascii="Verdana" w:cs="Verdana" w:eastAsia="Verdana" w:hAnsi="Verdana"/>
+          <w:i w:val="1"/>
+          <w:iCs w:val="1"/>
+          <w:color w:val="242424"/>
+          <w:highlight w:val="white"/>
+          <w:rtl w:val="0"/>
+        </w:rPr>
+        <w:t xml:space="preserve">(Vitor Mazuco)</w:t>
+      </w:r>
+    </w:p>
+    <w:p>
+      <w:pPr>
+        <w:spacing w:after="0" w:line="240" w:lineRule="auto"/>
+        <w:ind w:left="720" w:firstLine="0"/>
+        <w:rPr>
+          <w:rFonts w:ascii="Verdana" w:cs="Verdana" w:eastAsia="Verdana" w:hAnsi="Verdana"/>
+          <w:color w:val="242424"/>
+          <w:highlight w:val="white"/>
+        </w:rPr>
+      </w:pPr>
+      <w:r>
+        <w:rPr>
+          <w:rtl w:val="0"/>
+        </w:rPr>
+      </w:r>
+    </w:p>
+    <w:p>
+      <w:pPr>
+        <w:spacing w:after="0" w:line="240" w:lineRule="auto"/>
+        <w:ind w:hanging="284"/>
+        <w:rPr>
+          <w:rFonts w:ascii="Verdana" w:cs="Verdana" w:eastAsia="Verdana" w:hAnsi="Verdana"/>
+          <w:b w:val="1"/>
+          <w:bCs w:val="1"/>
+          <w:color w:val="242424"/>
+          <w:highlight w:val="white"/>
+        </w:rPr>
+      </w:pPr>
+      <w:r>
+        <w:rPr>
+          <w:rFonts w:ascii="Verdana" w:cs="Verdana" w:eastAsia="Verdana" w:hAnsi="Verdana"/>
+          <w:b w:val="1"/>
+          <w:bCs w:val="1"/>
+          <w:color w:val="242424"/>
+          <w:highlight w:val="white"/>
+          <w:rtl w:val="0"/>
+        </w:rPr>
+        <w:t xml:space="preserve">Other Skills</w:t>
+      </w:r>
+    </w:p>
+    <w:p>
+      <w:pPr>
+        <w:spacing w:after="0" w:line="240" w:lineRule="auto"/>
+        <w:ind w:hanging="284"/>
+        <w:rPr>
+          <w:rFonts w:ascii="Verdana" w:cs="Verdana" w:eastAsia="Verdana" w:hAnsi="Verdana"/>
+          <w:color w:val="242424"/>
+          <w:highlight w:val="white"/>
+        </w:rPr>
+      </w:pPr>
+      <w:r>
+        <w:rPr>
+          <w:rtl w:val="0"/>
+        </w:rPr>
+      </w:r>
+    </w:p>
+    <w:p>
+      <w:pPr>
+        <w:numPr>
+          <w:ilvl w:val="0"/>
+          <w:numId w:val="4"/>
+        </w:numPr>
+        <w:spacing w:after="0" w:line="240" w:lineRule="auto"/>
+        <w:ind w:left="720" w:hanging="360"/>
+        <w:rPr>
+          <w:color w:val="242424"/>
+          <w:highlight w:val="white"/>
+        </w:rPr>
+      </w:pPr>
+      <w:r>
+        <w:rPr>
+          <w:rFonts w:ascii="Verdana" w:cs="Verdana" w:eastAsia="Verdana" w:hAnsi="Verdana"/>
+          <w:b w:val="1"/>
+          <w:bCs w:val="1"/>
+          <w:color w:val="242424"/>
+          <w:highlight w:val="white"/>
+          <w:rtl w:val="0"/>
+        </w:rPr>
+        <w:t xml:space="preserve">English</w:t>
+      </w:r>
+      <w:r>
+        <w:rPr>
+          <w:rFonts w:ascii="Verdana" w:cs="Verdana" w:eastAsia="Verdana" w:hAnsi="Verdana"/>
+          <w:color w:val="242424"/>
+          <w:highlight w:val="white"/>
+          <w:rtl w:val="0"/>
+        </w:rPr>
+        <w:t xml:space="preserve"> – Advanced </w:t>
+      </w:r>
+      <w:r>
+        <w:rPr>
+          <w:rFonts w:ascii="Verdana" w:cs="Verdana" w:eastAsia="Verdana" w:hAnsi="Verdana"/>
+          <w:i w:val="1"/>
+          <w:iCs w:val="1"/>
+          <w:color w:val="242424"/>
+          <w:highlight w:val="white"/>
+          <w:rtl w:val="0"/>
+        </w:rPr>
+        <w:t xml:space="preserve">(Talk-UP + Personal Experience)</w:t>
+      </w:r>
+      <w:r>
+        <w:rPr>
+          <w:rtl w:val="0"/>
+        </w:rPr>
+      </w:r>
+    </w:p>
+    <w:p>
+      <w:pPr>
+        <w:numPr>
+          <w:ilvl w:val="0"/>
+          <w:numId w:val="4"/>
+        </w:numPr>
+        <w:spacing w:after="0" w:line="240" w:lineRule="auto"/>
+        <w:ind w:left="720" w:hanging="360"/>
+        <w:rPr>
+          <w:color w:val="242424"/>
+          <w:highlight w:val="white"/>
+        </w:rPr>
+      </w:pPr>
+      <w:r>
+        <w:rPr>
+          <w:rFonts w:ascii="Verdana" w:cs="Verdana" w:eastAsia="Verdana" w:hAnsi="Verdana"/>
+          <w:b w:val="1"/>
+          <w:bCs w:val="1"/>
+          <w:color w:val="242424"/>
+          <w:highlight w:val="white"/>
+          <w:rtl w:val="0"/>
+        </w:rPr>
+        <w:t xml:space="preserve">Hardware</w:t>
+      </w:r>
+      <w:r>
+        <w:rPr>
+          <w:rFonts w:ascii="Verdana" w:cs="Verdana" w:eastAsia="Verdana" w:hAnsi="Verdana"/>
+          <w:color w:val="242424"/>
+          <w:highlight w:val="white"/>
+          <w:rtl w:val="0"/>
+        </w:rPr>
+        <w:t xml:space="preserve"> – Advanced </w:t>
+      </w:r>
+      <w:r>
+        <w:rPr>
+          <w:rFonts w:ascii="Verdana" w:cs="Verdana" w:eastAsia="Verdana" w:hAnsi="Verdana"/>
+          <w:i w:val="1"/>
+          <w:iCs w:val="1"/>
+          <w:color w:val="242424"/>
+          <w:highlight w:val="white"/>
+          <w:rtl w:val="0"/>
+        </w:rPr>
+        <w:t xml:space="preserve">(Personal Experience)</w:t>
+      </w:r>
+      <w:r>
+        <w:rPr>
+          <w:rtl w:val="0"/>
+        </w:rPr>
+      </w:r>
+    </w:p>
+    <w:p>
+      <w:pPr>
+        <w:numPr>
+          <w:ilvl w:val="0"/>
+          <w:numId w:val="4"/>
+        </w:numPr>
+        <w:spacing w:after="0" w:line="240" w:lineRule="auto"/>
+        <w:ind w:left="720" w:hanging="360"/>
+        <w:rPr>
+          <w:color w:val="242424"/>
+          <w:highlight w:val="white"/>
+        </w:rPr>
+      </w:pPr>
+      <w:r>
+        <w:rPr>
+          <w:rFonts w:ascii="Verdana" w:cs="Verdana" w:eastAsia="Verdana" w:hAnsi="Verdana"/>
+          <w:b w:val="1"/>
+          <w:bCs w:val="1"/>
+          <w:color w:val="242424"/>
+          <w:highlight w:val="white"/>
+          <w:rtl w:val="0"/>
+        </w:rPr>
+        <w:t xml:space="preserve">Software</w:t>
+      </w:r>
+      <w:r>
+        <w:rPr>
+          <w:rFonts w:ascii="Verdana" w:cs="Verdana" w:eastAsia="Verdana" w:hAnsi="Verdana"/>
+          <w:color w:val="242424"/>
+          <w:highlight w:val="white"/>
+          <w:rtl w:val="0"/>
+        </w:rPr>
+        <w:t xml:space="preserve"> – Advanced </w:t>
+      </w:r>
+      <w:r>
+        <w:rPr>
+          <w:rFonts w:ascii="Verdana" w:cs="Verdana" w:eastAsia="Verdana" w:hAnsi="Verdana"/>
+          <w:i w:val="1"/>
+          <w:iCs w:val="1"/>
+          <w:color w:val="242424"/>
+          <w:highlight w:val="white"/>
+          <w:rtl w:val="0"/>
+        </w:rPr>
+        <w:t xml:space="preserve">(Personal Experience)</w:t>
+      </w:r>
+      <w:r>
+        <w:rPr>
+          <w:rtl w:val="0"/>
+        </w:rPr>
+      </w:r>
+    </w:p>
+    <w:p>
+      <w:pPr>
+        <w:numPr>
+          <w:ilvl w:val="0"/>
+          <w:numId w:val="4"/>
+        </w:numPr>
+        <w:spacing w:after="0" w:line="240" w:lineRule="auto"/>
+        <w:ind w:left="720" w:hanging="360"/>
+        <w:rPr>
+          <w:color w:val="242424"/>
+          <w:highlight w:val="white"/>
+        </w:rPr>
+      </w:pPr>
+      <w:r>
+        <w:rPr>
+          <w:rFonts w:ascii="Verdana" w:cs="Verdana" w:eastAsia="Verdana" w:hAnsi="Verdana"/>
+          <w:b w:val="1"/>
+          <w:bCs w:val="1"/>
+          <w:color w:val="242424"/>
+          <w:highlight w:val="white"/>
+          <w:rtl w:val="0"/>
+        </w:rPr>
+        <w:t xml:space="preserve">Data Structures</w:t>
+      </w:r>
+      <w:r>
+        <w:rPr>
+          <w:rFonts w:ascii="Verdana" w:cs="Verdana" w:eastAsia="Verdana" w:hAnsi="Verdana"/>
+          <w:color w:val="242424"/>
+          <w:highlight w:val="white"/>
+          <w:rtl w:val="0"/>
+        </w:rPr>
+        <w:t xml:space="preserve"> – Basic </w:t>
+      </w:r>
+      <w:r>
+        <w:rPr>
+          <w:rFonts w:ascii="Verdana" w:cs="Verdana" w:eastAsia="Verdana" w:hAnsi="Verdana"/>
+          <w:i w:val="1"/>
+          <w:iCs w:val="1"/>
+          <w:color w:val="242424"/>
+          <w:highlight w:val="white"/>
           <w:rtl w:val="0"/>
         </w:rPr>
         <w:t xml:space="preserve">(Uni Guairacá)</w:t>
       </w:r>
-      <w:r>
-        <w:rPr>
-          <w:rtl w:val="0"/>
-        </w:rPr>
+    </w:p>
+    <w:p>
+      <w:pPr>
+        <w:numPr>
+          <w:ilvl w:val="0"/>
+          <w:numId w:val="4"/>
+        </w:numPr>
+        <w:spacing w:after="0" w:line="240" w:lineRule="auto"/>
+        <w:ind w:left="720" w:hanging="360"/>
+        <w:rPr>
+          <w:rFonts w:ascii="Verdana" w:cs="Verdana" w:eastAsia="Verdana" w:hAnsi="Verdana"/>
+          <w:i w:val="1"/>
+          <w:iCs w:val="1"/>
+          <w:color w:val="242424"/>
+          <w:highlight w:val="white"/>
+        </w:rPr>
+      </w:pPr>
+      <w:r>
+        <w:rPr>
+          <w:rFonts w:ascii="Verdana" w:cs="Verdana" w:eastAsia="Verdana" w:hAnsi="Verdana"/>
+          <w:b w:val="1"/>
+          <w:bCs w:val="1"/>
+          <w:color w:val="242424"/>
+          <w:highlight w:val="white"/>
+          <w:rtl w:val="0"/>
+        </w:rPr>
+        <w:t xml:space="preserve">Artificial Intelligence</w:t>
+      </w:r>
+      <w:r>
+        <w:rPr>
+          <w:rFonts w:ascii="Verdana" w:cs="Verdana" w:eastAsia="Verdana" w:hAnsi="Verdana"/>
+          <w:color w:val="242424"/>
+          <w:highlight w:val="white"/>
+          <w:rtl w:val="0"/>
+        </w:rPr>
+        <w:t xml:space="preserve"> – Basic </w:t>
+      </w:r>
+      <w:r>
+        <w:rPr>
+          <w:rFonts w:ascii="Verdana" w:cs="Verdana" w:eastAsia="Verdana" w:hAnsi="Verdana"/>
+          <w:i w:val="1"/>
+          <w:iCs w:val="1"/>
+          <w:color w:val="242424"/>
+          <w:highlight w:val="white"/>
+          <w:rtl w:val="0"/>
+        </w:rPr>
+        <w:t xml:space="preserve">(Uni Guairacá)</w:t>
+      </w:r>
+    </w:p>
+    <w:p>
+      <w:pPr>
+        <w:numPr>
+          <w:ilvl w:val="0"/>
+          <w:numId w:val="4"/>
+        </w:numPr>
+        <w:spacing w:after="0" w:line="240" w:lineRule="auto"/>
+        <w:ind w:left="720" w:hanging="360"/>
+        <w:rPr>
+          <w:rFonts w:ascii="Verdana" w:cs="Verdana" w:eastAsia="Verdana" w:hAnsi="Verdana"/>
+          <w:i w:val="1"/>
+          <w:iCs w:val="1"/>
+          <w:color w:val="242424"/>
+          <w:highlight w:val="white"/>
+        </w:rPr>
+      </w:pPr>
+      <w:r>
+        <w:rPr>
+          <w:rFonts w:ascii="Verdana" w:cs="Verdana" w:eastAsia="Verdana" w:hAnsi="Verdana"/>
+          <w:b w:val="1"/>
+          <w:bCs w:val="1"/>
+          <w:color w:val="242424"/>
+          <w:highlight w:val="white"/>
+          <w:rtl w:val="0"/>
+        </w:rPr>
+        <w:t xml:space="preserve">Leadership</w:t>
+      </w:r>
+    </w:p>
+    <w:p>
+      <w:pPr>
+        <w:numPr>
+          <w:ilvl w:val="0"/>
+          <w:numId w:val="4"/>
+        </w:numPr>
+        <w:spacing w:after="0" w:line="240" w:lineRule="auto"/>
+        <w:ind w:left="720" w:hanging="360"/>
+        <w:rPr>
+          <w:rFonts w:ascii="Verdana" w:cs="Verdana" w:eastAsia="Verdana" w:hAnsi="Verdana"/>
+          <w:b w:val="1"/>
+          <w:bCs w:val="1"/>
+          <w:color w:val="242424"/>
+          <w:highlight w:val="white"/>
+          <w:u w:val="none"/>
+        </w:rPr>
+      </w:pPr>
+      <w:r>
+        <w:rPr>
+          <w:rFonts w:ascii="Verdana" w:cs="Verdana" w:eastAsia="Verdana" w:hAnsi="Verdana"/>
+          <w:b w:val="1"/>
+          <w:bCs w:val="1"/>
+          <w:color w:val="242424"/>
+          <w:highlight w:val="white"/>
+          <w:rtl w:val="0"/>
+        </w:rPr>
+        <w:t xml:space="preserve">Communication</w:t>
+      </w:r>
+    </w:p>
+    <w:p>
+      <w:pPr>
+        <w:numPr>
+          <w:ilvl w:val="0"/>
+          <w:numId w:val="4"/>
+        </w:numPr>
+        <w:spacing w:after="0" w:line="240" w:lineRule="auto"/>
+        <w:ind w:left="720" w:hanging="360"/>
+        <w:rPr>
+          <w:rFonts w:ascii="Verdana" w:cs="Verdana" w:eastAsia="Verdana" w:hAnsi="Verdana"/>
+          <w:b w:val="1"/>
+          <w:bCs w:val="1"/>
+          <w:color w:val="242424"/>
+          <w:highlight w:val="white"/>
+          <w:u w:val="none"/>
+        </w:rPr>
+      </w:pPr>
+      <w:r>
+        <w:rPr>
+          <w:rFonts w:ascii="Verdana" w:cs="Verdana" w:eastAsia="Verdana" w:hAnsi="Verdana"/>
+          <w:b w:val="1"/>
+          <w:bCs w:val="1"/>
+          <w:color w:val="242424"/>
+          <w:highlight w:val="white"/>
+          <w:rtl w:val="0"/>
+        </w:rPr>
+        <w:t xml:space="preserve">Presentations</w:t>
       </w:r>
     </w:p>
     <w:p>
